--- a/hw3.ddl/output.docx
+++ b/hw3.ddl/output.docx
@@ -16,7 +16,15 @@
       </w:r>
     </w:p>
     <w:p>
+      <w:pPr>
+        <w:rPr>
+          <w:rFonts w:hint="eastAsia"/>
+        </w:rPr>
+      </w:pPr>
       <w:r>
+        <w:rPr>
+          <w:noProof/>
+        </w:rPr>
         <w:drawing>
           <wp:inline distT="0" distB="0" distL="0" distR="0" wp14:anchorId="32B6DFD4" wp14:editId="2CB59D10">
             <wp:extent cx="4663844" cy="1958510"/>
@@ -55,7 +63,15 @@
       </w:r>
     </w:p>
     <w:p>
+      <w:pPr>
+        <w:rPr>
+          <w:rFonts w:hint="eastAsia"/>
+        </w:rPr>
+      </w:pPr>
       <w:r>
+        <w:rPr>
+          <w:noProof/>
+        </w:rPr>
         <w:drawing>
           <wp:inline distT="0" distB="0" distL="0" distR="0" wp14:anchorId="12E0F2F1" wp14:editId="5AD4BAF3">
             <wp:extent cx="4770533" cy="1790855"/>
@@ -100,6 +116,9 @@
         </w:rPr>
       </w:pPr>
       <w:r>
+        <w:rPr>
+          <w:noProof/>
+        </w:rPr>
         <w:drawing>
           <wp:inline distT="0" distB="0" distL="0" distR="0" wp14:anchorId="2BD3F465" wp14:editId="7D53A2ED">
             <wp:extent cx="4785775" cy="1333616"/>
@@ -138,6 +157,11 @@
       </w:r>
     </w:p>
     <w:p>
+      <w:pPr>
+        <w:rPr>
+          <w:rFonts w:hint="eastAsia"/>
+        </w:rPr>
+      </w:pPr>
       <w:r>
         <w:rPr>
           <w:rFonts w:hint="eastAsia"/>
@@ -146,7 +170,15 @@
       </w:r>
     </w:p>
     <w:p>
+      <w:pPr>
+        <w:rPr>
+          <w:rFonts w:hint="eastAsia"/>
+        </w:rPr>
+      </w:pPr>
       <w:r>
+        <w:rPr>
+          <w:noProof/>
+        </w:rPr>
         <w:drawing>
           <wp:inline distT="0" distB="0" distL="0" distR="0" wp14:anchorId="37B2CC00" wp14:editId="6148FFA7">
             <wp:extent cx="4816257" cy="1996613"/>
@@ -185,7 +217,15 @@
       </w:r>
     </w:p>
     <w:p>
+      <w:pPr>
+        <w:rPr>
+          <w:rFonts w:hint="eastAsia"/>
+        </w:rPr>
+      </w:pPr>
       <w:r>
+        <w:rPr>
+          <w:noProof/>
+        </w:rPr>
         <w:lastRenderedPageBreak/>
         <w:drawing>
           <wp:inline distT="0" distB="0" distL="0" distR="0" wp14:anchorId="651C5B0E" wp14:editId="235CC24C">
@@ -225,7 +265,15 @@
       </w:r>
     </w:p>
     <w:p>
+      <w:pPr>
+        <w:rPr>
+          <w:rFonts w:hint="eastAsia"/>
+        </w:rPr>
+      </w:pPr>
       <w:r>
+        <w:rPr>
+          <w:noProof/>
+        </w:rPr>
         <w:drawing>
           <wp:inline distT="0" distB="0" distL="0" distR="0" wp14:anchorId="1D3D5D42" wp14:editId="718FEC03">
             <wp:extent cx="5274310" cy="2227580"/>
@@ -264,7 +312,15 @@
       </w:r>
     </w:p>
     <w:p>
+      <w:pPr>
+        <w:rPr>
+          <w:rFonts w:hint="eastAsia"/>
+        </w:rPr>
+      </w:pPr>
       <w:r>
+        <w:rPr>
+          <w:noProof/>
+        </w:rPr>
         <w:lastRenderedPageBreak/>
         <w:drawing>
           <wp:inline distT="0" distB="0" distL="0" distR="0" wp14:anchorId="0252E60C" wp14:editId="04DFEE2A">
@@ -304,7 +360,15 @@
       </w:r>
     </w:p>
     <w:p>
+      <w:pPr>
+        <w:rPr>
+          <w:rFonts w:hint="eastAsia"/>
+        </w:rPr>
+      </w:pPr>
       <w:r>
+        <w:rPr>
+          <w:noProof/>
+        </w:rPr>
         <w:lastRenderedPageBreak/>
         <w:drawing>
           <wp:inline distT="0" distB="0" distL="0" distR="0" wp14:anchorId="7BA59E52" wp14:editId="7C688B38">
@@ -344,7 +408,15 @@
       </w:r>
     </w:p>
     <w:p>
+      <w:pPr>
+        <w:rPr>
+          <w:rFonts w:hint="eastAsia"/>
+        </w:rPr>
+      </w:pPr>
       <w:r>
+        <w:rPr>
+          <w:noProof/>
+        </w:rPr>
         <w:drawing>
           <wp:inline distT="0" distB="0" distL="0" distR="0" wp14:anchorId="18EDA21B" wp14:editId="59C3F85F">
             <wp:extent cx="5274310" cy="1792605"/>
@@ -382,10 +454,30 @@
         </w:drawing>
       </w:r>
     </w:p>
-    <w:p/>
-    <w:p/>
     <w:p>
+      <w:pPr>
+        <w:rPr>
+          <w:rFonts w:hint="eastAsia"/>
+        </w:rPr>
+      </w:pPr>
+    </w:p>
+    <w:p>
+      <w:pPr>
+        <w:rPr>
+          <w:rFonts w:hint="eastAsia"/>
+        </w:rPr>
+      </w:pPr>
+    </w:p>
+    <w:p>
+      <w:pPr>
+        <w:rPr>
+          <w:rFonts w:hint="eastAsia"/>
+        </w:rPr>
+      </w:pPr>
       <w:r>
+        <w:rPr>
+          <w:noProof/>
+        </w:rPr>
         <w:lastRenderedPageBreak/>
         <w:drawing>
           <wp:inline distT="0" distB="0" distL="0" distR="0" wp14:anchorId="19A676D6" wp14:editId="47080FEF">
@@ -425,6 +517,11 @@
       </w:r>
     </w:p>
     <w:p>
+      <w:pPr>
+        <w:rPr>
+          <w:rFonts w:hint="eastAsia"/>
+        </w:rPr>
+      </w:pPr>
       <w:r>
         <w:rPr>
           <w:rFonts w:hint="eastAsia"/>
@@ -433,12 +530,17 @@
       </w:r>
     </w:p>
     <w:p>
+      <w:pPr>
+        <w:rPr>
+          <w:rFonts w:hint="eastAsia"/>
+        </w:rPr>
+      </w:pPr>
       <w:r>
         <w:drawing>
-          <wp:inline distT="0" distB="0" distL="0" distR="0" wp14:anchorId="4BA76E27" wp14:editId="7139B63E">
-            <wp:extent cx="4839119" cy="1341236"/>
-            <wp:effectExtent l="0" t="0" r="0" b="0"/>
-            <wp:docPr id="1800046903" name="图片 1"/>
+          <wp:inline distT="0" distB="0" distL="0" distR="0" wp14:anchorId="2CEE2FF8" wp14:editId="1BDE5537">
+            <wp:extent cx="5274310" cy="1159510"/>
+            <wp:effectExtent l="0" t="0" r="2540" b="2540"/>
+            <wp:docPr id="1614548272" name="图片 1"/>
             <wp:cNvGraphicFramePr>
               <a:graphicFrameLocks xmlns:a="http://schemas.openxmlformats.org/drawingml/2006/main" noChangeAspect="1"/>
             </wp:cNvGraphicFramePr>
@@ -446,7 +548,7 @@
               <a:graphicData uri="http://schemas.openxmlformats.org/drawingml/2006/picture">
                 <pic:pic xmlns:pic="http://schemas.openxmlformats.org/drawingml/2006/picture">
                   <pic:nvPicPr>
-                    <pic:cNvPr id="1800046903" name=""/>
+                    <pic:cNvPr id="1614548272" name=""/>
                     <pic:cNvPicPr/>
                   </pic:nvPicPr>
                   <pic:blipFill>
@@ -458,7 +560,51 @@
                   <pic:spPr>
                     <a:xfrm>
                       <a:off x="0" y="0"/>
-                      <a:ext cx="4839119" cy="1341236"/>
+                      <a:ext cx="5274310" cy="1159510"/>
+                    </a:xfrm>
+                    <a:prstGeom prst="rect">
+                      <a:avLst/>
+                    </a:prstGeom>
+                  </pic:spPr>
+                </pic:pic>
+              </a:graphicData>
+            </a:graphic>
+          </wp:inline>
+        </w:drawing>
+      </w:r>
+    </w:p>
+    <w:p>
+      <w:pPr>
+        <w:rPr>
+          <w:rFonts w:hint="eastAsia"/>
+        </w:rPr>
+      </w:pPr>
+      <w:r>
+        <w:drawing>
+          <wp:inline distT="0" distB="0" distL="0" distR="0" wp14:anchorId="49D6FC5E" wp14:editId="3BD366F3">
+            <wp:extent cx="5274310" cy="1090930"/>
+            <wp:effectExtent l="0" t="0" r="2540" b="0"/>
+            <wp:docPr id="2009039277" name="图片 1"/>
+            <wp:cNvGraphicFramePr>
+              <a:graphicFrameLocks xmlns:a="http://schemas.openxmlformats.org/drawingml/2006/main" noChangeAspect="1"/>
+            </wp:cNvGraphicFramePr>
+            <a:graphic xmlns:a="http://schemas.openxmlformats.org/drawingml/2006/main">
+              <a:graphicData uri="http://schemas.openxmlformats.org/drawingml/2006/picture">
+                <pic:pic xmlns:pic="http://schemas.openxmlformats.org/drawingml/2006/picture">
+                  <pic:nvPicPr>
+                    <pic:cNvPr id="2009039277" name=""/>
+                    <pic:cNvPicPr/>
+                  </pic:nvPicPr>
+                  <pic:blipFill>
+                    <a:blip r:embed="rId15"/>
+                    <a:stretch>
+                      <a:fillRect/>
+                    </a:stretch>
+                  </pic:blipFill>
+                  <pic:spPr>
+                    <a:xfrm>
+                      <a:off x="0" y="0"/>
+                      <a:ext cx="5274310" cy="1090930"/>
                     </a:xfrm>
                     <a:prstGeom prst="rect">
                       <a:avLst/>
@@ -474,10 +620,10 @@
     <w:p>
       <w:r>
         <w:drawing>
-          <wp:inline distT="0" distB="0" distL="0" distR="0" wp14:anchorId="76CBA711" wp14:editId="7DD53EA5">
-            <wp:extent cx="4801016" cy="1234547"/>
-            <wp:effectExtent l="0" t="0" r="0" b="3810"/>
-            <wp:docPr id="64714219" name="图片 1"/>
+          <wp:inline distT="0" distB="0" distL="0" distR="0" wp14:anchorId="69281067" wp14:editId="1E99D590">
+            <wp:extent cx="5274310" cy="964565"/>
+            <wp:effectExtent l="0" t="0" r="2540" b="6985"/>
+            <wp:docPr id="1430980355" name="图片 1"/>
             <wp:cNvGraphicFramePr>
               <a:graphicFrameLocks xmlns:a="http://schemas.openxmlformats.org/drawingml/2006/main" noChangeAspect="1"/>
             </wp:cNvGraphicFramePr>
@@ -485,11 +631,11 @@
               <a:graphicData uri="http://schemas.openxmlformats.org/drawingml/2006/picture">
                 <pic:pic xmlns:pic="http://schemas.openxmlformats.org/drawingml/2006/picture">
                   <pic:nvPicPr>
-                    <pic:cNvPr id="64714219" name=""/>
+                    <pic:cNvPr id="1430980355" name=""/>
                     <pic:cNvPicPr/>
                   </pic:nvPicPr>
                   <pic:blipFill>
-                    <a:blip r:embed="rId15"/>
+                    <a:blip r:embed="rId16"/>
                     <a:stretch>
                       <a:fillRect/>
                     </a:stretch>
@@ -497,7 +643,7 @@
                   <pic:spPr>
                     <a:xfrm>
                       <a:off x="0" y="0"/>
-                      <a:ext cx="4801016" cy="1234547"/>
+                      <a:ext cx="5274310" cy="964565"/>
                     </a:xfrm>
                     <a:prstGeom prst="rect">
                       <a:avLst/>
@@ -513,10 +659,10 @@
     <w:p>
       <w:r>
         <w:drawing>
-          <wp:inline distT="0" distB="0" distL="0" distR="0" wp14:anchorId="416AAAC6" wp14:editId="34265362">
-            <wp:extent cx="4808637" cy="1280271"/>
-            <wp:effectExtent l="0" t="0" r="0" b="0"/>
-            <wp:docPr id="1138175515" name="图片 1"/>
+          <wp:inline distT="0" distB="0" distL="0" distR="0" wp14:anchorId="79BB1B92" wp14:editId="75B55776">
+            <wp:extent cx="5274310" cy="856615"/>
+            <wp:effectExtent l="0" t="0" r="2540" b="635"/>
+            <wp:docPr id="1479800960" name="图片 1"/>
             <wp:cNvGraphicFramePr>
               <a:graphicFrameLocks xmlns:a="http://schemas.openxmlformats.org/drawingml/2006/main" noChangeAspect="1"/>
             </wp:cNvGraphicFramePr>
@@ -524,11 +670,11 @@
               <a:graphicData uri="http://schemas.openxmlformats.org/drawingml/2006/picture">
                 <pic:pic xmlns:pic="http://schemas.openxmlformats.org/drawingml/2006/picture">
                   <pic:nvPicPr>
-                    <pic:cNvPr id="1138175515" name=""/>
+                    <pic:cNvPr id="1479800960" name=""/>
                     <pic:cNvPicPr/>
                   </pic:nvPicPr>
                   <pic:blipFill>
-                    <a:blip r:embed="rId16"/>
+                    <a:blip r:embed="rId17"/>
                     <a:stretch>
                       <a:fillRect/>
                     </a:stretch>
@@ -536,7 +682,7 @@
                   <pic:spPr>
                     <a:xfrm>
                       <a:off x="0" y="0"/>
-                      <a:ext cx="4808637" cy="1280271"/>
+                      <a:ext cx="5274310" cy="856615"/>
                     </a:xfrm>
                     <a:prstGeom prst="rect">
                       <a:avLst/>
@@ -549,13 +695,49 @@
         </w:drawing>
       </w:r>
     </w:p>
-    <w:p/>
     <w:p>
       <w:pPr>
         <w:rPr>
           <w:rFonts w:hint="eastAsia"/>
         </w:rPr>
       </w:pPr>
+      <w:r>
+        <w:drawing>
+          <wp:inline distT="0" distB="0" distL="0" distR="0" wp14:anchorId="7581B518" wp14:editId="0CBE1344">
+            <wp:extent cx="5274310" cy="856615"/>
+            <wp:effectExtent l="0" t="0" r="2540" b="635"/>
+            <wp:docPr id="758130378" name="图片 1"/>
+            <wp:cNvGraphicFramePr>
+              <a:graphicFrameLocks xmlns:a="http://schemas.openxmlformats.org/drawingml/2006/main" noChangeAspect="1"/>
+            </wp:cNvGraphicFramePr>
+            <a:graphic xmlns:a="http://schemas.openxmlformats.org/drawingml/2006/main">
+              <a:graphicData uri="http://schemas.openxmlformats.org/drawingml/2006/picture">
+                <pic:pic xmlns:pic="http://schemas.openxmlformats.org/drawingml/2006/picture">
+                  <pic:nvPicPr>
+                    <pic:cNvPr id="758130378" name=""/>
+                    <pic:cNvPicPr/>
+                  </pic:nvPicPr>
+                  <pic:blipFill>
+                    <a:blip r:embed="rId17"/>
+                    <a:stretch>
+                      <a:fillRect/>
+                    </a:stretch>
+                  </pic:blipFill>
+                  <pic:spPr>
+                    <a:xfrm>
+                      <a:off x="0" y="0"/>
+                      <a:ext cx="5274310" cy="856615"/>
+                    </a:xfrm>
+                    <a:prstGeom prst="rect">
+                      <a:avLst/>
+                    </a:prstGeom>
+                  </pic:spPr>
+                </pic:pic>
+              </a:graphicData>
+            </a:graphic>
+          </wp:inline>
+        </w:drawing>
+      </w:r>
     </w:p>
     <w:sectPr>
       <w:pgSz w:w="11906" w:h="16838"/>
